--- a/Web-tehnology/lab9/lab9.docx
+++ b/Web-tehnology/lab9/lab9.docx
@@ -2209,6 +2209,115 @@
           <w:szCs w:val="24"/>
         </w:rPr>
         <w:t>Скорость работы и оптимизация под современные браузеры.</w:t>
+      </w:r>
+    </w:p>
+    <w:p>
+      <w:pPr>
+        <w:pBdr>
+          <w:bottom w:val="single" w:sz="6" w:space="31" w:color="auto"/>
+        </w:pBdr>
+        <w:spacing w:after="0"/>
+        <w:ind w:firstLine="142"/>
+        <w:jc w:val="both"/>
+        <w:rPr>
+          <w:rFonts w:ascii="Times New Roman" w:hAnsi="Times New Roman" w:cs="Times New Roman"/>
+          <w:sz w:val="28"/>
+          <w:szCs w:val="24"/>
+        </w:rPr>
+      </w:pPr>
+    </w:p>
+    <w:p>
+      <w:pPr>
+        <w:pBdr>
+          <w:bottom w:val="single" w:sz="6" w:space="31" w:color="auto"/>
+        </w:pBdr>
+        <w:spacing w:after="0"/>
+        <w:ind w:firstLine="142"/>
+        <w:rPr>
+          <w:rFonts w:ascii="Times New Roman" w:hAnsi="Times New Roman" w:cs="Times New Roman"/>
+          <w:b/>
+          <w:bCs/>
+          <w:sz w:val="28"/>
+          <w:szCs w:val="24"/>
+        </w:rPr>
+      </w:pPr>
+      <w:r>
+        <w:rPr>
+          <w:rFonts w:ascii="Times New Roman" w:hAnsi="Times New Roman" w:cs="Times New Roman"/>
+          <w:b/>
+          <w:bCs/>
+          <w:sz w:val="28"/>
+          <w:szCs w:val="24"/>
+        </w:rPr>
+        <w:t>Недостатки</w:t>
+      </w:r>
+    </w:p>
+    <w:p>
+      <w:pPr>
+        <w:pBdr>
+          <w:bottom w:val="single" w:sz="6" w:space="31" w:color="auto"/>
+        </w:pBdr>
+        <w:spacing w:after="0"/>
+        <w:ind w:firstLine="142"/>
+        <w:rPr>
+          <w:rFonts w:ascii="Times New Roman" w:hAnsi="Times New Roman" w:cs="Times New Roman"/>
+          <w:sz w:val="28"/>
+          <w:szCs w:val="24"/>
+        </w:rPr>
+      </w:pPr>
+      <w:r>
+        <w:rPr>
+          <w:rFonts w:ascii="Times New Roman" w:hAnsi="Times New Roman" w:cs="Times New Roman"/>
+          <w:sz w:val="28"/>
+          <w:szCs w:val="24"/>
+        </w:rPr>
+        <w:t>Ограниченные возможности настройки</w:t>
+      </w:r>
+    </w:p>
+    <w:p>
+      <w:pPr>
+        <w:pBdr>
+          <w:bottom w:val="single" w:sz="6" w:space="31" w:color="auto"/>
+        </w:pBdr>
+        <w:spacing w:after="0"/>
+        <w:ind w:firstLine="142"/>
+        <w:rPr>
+          <w:rFonts w:ascii="Times New Roman" w:hAnsi="Times New Roman" w:cs="Times New Roman"/>
+          <w:sz w:val="28"/>
+          <w:szCs w:val="24"/>
+        </w:rPr>
+      </w:pPr>
+      <w:r>
+        <w:rPr>
+          <w:rFonts w:ascii="Times New Roman" w:hAnsi="Times New Roman" w:cs="Times New Roman"/>
+          <w:sz w:val="28"/>
+          <w:szCs w:val="24"/>
+        </w:rPr>
+        <w:t>Зависимость от платформы</w:t>
+      </w:r>
+    </w:p>
+    <w:p>
+      <w:pPr>
+        <w:pBdr>
+          <w:bottom w:val="single" w:sz="6" w:space="31" w:color="auto"/>
+        </w:pBdr>
+        <w:spacing w:after="0"/>
+        <w:ind w:firstLine="142"/>
+        <w:rPr>
+          <w:rFonts w:ascii="Times New Roman" w:hAnsi="Times New Roman" w:cs="Times New Roman"/>
+          <w:b/>
+          <w:bCs/>
+          <w:sz w:val="36"/>
+          <w:szCs w:val="32"/>
+        </w:rPr>
+      </w:pPr>
+      <w:r>
+        <w:rPr>
+          <w:rFonts w:ascii="Times New Roman" w:hAnsi="Times New Roman" w:cs="Times New Roman"/>
+          <w:sz w:val="28"/>
+          <w:szCs w:val="24"/>
+        </w:rPr>
+        <w:t>Ограниченные функции продвинутого электронной коммерции</w:t>
       </w:r>
     </w:p>
     <w:p>
